--- a/Lab11/PhanHoaiBao_23638721_Lab11.docx
+++ b/Lab11/PhanHoaiBao_23638721_Lab11.docx
@@ -7,6 +7,488 @@
         <w:t>Phan Hoài Bảo 23638721 Lab11</w:t>
       </w:r>
     </w:p>
+    <w:p/>
+    <w:p>
+      <w:pPr>
+        <w:numPr>
+          <w:ilvl w:val="0"/>
+          <w:numId w:val="1"/>
+        </w:numPr>
+      </w:pPr>
+      <w:r>
+        <w:rPr>
+          <w:b/>
+          <w:bCs/>
+        </w:rPr>
+        <w:t>Thiết lập môi trường</w:t>
+      </w:r>
+      <w:r>
+        <w:t>: Xác nhận TensorFlow 2.20.0 và khả dụng GPU.</w:t>
+      </w:r>
+    </w:p>
+    <w:p>
+      <w:pPr>
+        <w:ind w:left="720"/>
+      </w:pPr>
+    </w:p>
+    <w:p>
+      <w:pPr>
+        <w:numPr>
+          <w:ilvl w:val="0"/>
+          <w:numId w:val="1"/>
+        </w:numPr>
+      </w:pPr>
+      <w:r>
+        <w:rPr>
+          <w:b/>
+          <w:bCs/>
+        </w:rPr>
+        <w:t>Tải và chia dữ liệu</w:t>
+      </w:r>
+      <w:r>
+        <w:t>: Dữ liệu CIFAR-10 đã được tải và chia thành công thành 48.000 hình ảnh/nhãn huấn luyện và 12.000 hình ảnh/nhãn kiểm tra (tỉ lệ 80/20).</w:t>
+      </w:r>
+      <w:r>
+        <w:t xml:space="preserve"> </w:t>
+      </w:r>
+      <w:r>
+        <w:drawing>
+          <wp:inline distT="0" distB="0" distL="0" distR="0" wp14:anchorId="5ACA9B98" wp14:editId="29C00DBB">
+            <wp:extent cx="5159187" cy="632515"/>
+            <wp:effectExtent l="0" t="0" r="3810" b="0"/>
+            <wp:docPr id="1089264682" name="Picture 1"/>
+            <wp:cNvGraphicFramePr>
+              <a:graphicFrameLocks xmlns:a="http://schemas.openxmlformats.org/drawingml/2006/main" noChangeAspect="1"/>
+            </wp:cNvGraphicFramePr>
+            <a:graphic xmlns:a="http://schemas.openxmlformats.org/drawingml/2006/main">
+              <a:graphicData uri="http://schemas.openxmlformats.org/drawingml/2006/picture">
+                <pic:pic xmlns:pic="http://schemas.openxmlformats.org/drawingml/2006/picture">
+                  <pic:nvPicPr>
+                    <pic:cNvPr id="1089264682" name=""/>
+                    <pic:cNvPicPr/>
+                  </pic:nvPicPr>
+                  <pic:blipFill>
+                    <a:blip r:embed="rId5"/>
+                    <a:stretch>
+                      <a:fillRect/>
+                    </a:stretch>
+                  </pic:blipFill>
+                  <pic:spPr>
+                    <a:xfrm>
+                      <a:off x="0" y="0"/>
+                      <a:ext cx="5159187" cy="632515"/>
+                    </a:xfrm>
+                    <a:prstGeom prst="rect">
+                      <a:avLst/>
+                    </a:prstGeom>
+                  </pic:spPr>
+                </pic:pic>
+              </a:graphicData>
+            </a:graphic>
+          </wp:inline>
+        </w:drawing>
+      </w:r>
+    </w:p>
+    <w:p>
+      <w:pPr>
+        <w:numPr>
+          <w:ilvl w:val="0"/>
+          <w:numId w:val="1"/>
+        </w:numPr>
+      </w:pPr>
+      <w:r>
+        <w:rPr>
+          <w:b/>
+          <w:bCs/>
+        </w:rPr>
+        <w:t>Khám phá dữ liệu</w:t>
+      </w:r>
+      <w:r>
+        <w:t>: Trực quan hóa các hình ảnh mẫu với các nhãn đúng.</w:t>
+      </w:r>
+    </w:p>
+    <w:p>
+      <w:pPr>
+        <w:ind w:left="720"/>
+      </w:pPr>
+      <w:r>
+        <w:drawing>
+          <wp:inline distT="0" distB="0" distL="0" distR="0" wp14:anchorId="6968AB40" wp14:editId="7A6ACF92">
+            <wp:extent cx="5943600" cy="808990"/>
+            <wp:effectExtent l="0" t="0" r="0" b="0"/>
+            <wp:docPr id="1849201978" name="Picture 1"/>
+            <wp:cNvGraphicFramePr>
+              <a:graphicFrameLocks xmlns:a="http://schemas.openxmlformats.org/drawingml/2006/main" noChangeAspect="1"/>
+            </wp:cNvGraphicFramePr>
+            <a:graphic xmlns:a="http://schemas.openxmlformats.org/drawingml/2006/main">
+              <a:graphicData uri="http://schemas.openxmlformats.org/drawingml/2006/picture">
+                <pic:pic xmlns:pic="http://schemas.openxmlformats.org/drawingml/2006/picture">
+                  <pic:nvPicPr>
+                    <pic:cNvPr id="1849201978" name=""/>
+                    <pic:cNvPicPr/>
+                  </pic:nvPicPr>
+                  <pic:blipFill>
+                    <a:blip r:embed="rId6"/>
+                    <a:stretch>
+                      <a:fillRect/>
+                    </a:stretch>
+                  </pic:blipFill>
+                  <pic:spPr>
+                    <a:xfrm>
+                      <a:off x="0" y="0"/>
+                      <a:ext cx="5943600" cy="808990"/>
+                    </a:xfrm>
+                    <a:prstGeom prst="rect">
+                      <a:avLst/>
+                    </a:prstGeom>
+                  </pic:spPr>
+                </pic:pic>
+              </a:graphicData>
+            </a:graphic>
+          </wp:inline>
+        </w:drawing>
+      </w:r>
+    </w:p>
+    <w:p>
+      <w:pPr>
+        <w:numPr>
+          <w:ilvl w:val="0"/>
+          <w:numId w:val="1"/>
+        </w:numPr>
+      </w:pPr>
+      <w:r>
+        <w:rPr>
+          <w:b/>
+          <w:bCs/>
+        </w:rPr>
+        <w:t>Huấn luyện mô hình</w:t>
+      </w:r>
+      <w:r>
+        <w:t>: Mô hình CNN được huấn luyện trong 13 epoch, dừng sớm do EarlyStopping khi độ chính xác trên tập kiểm định không cải thiện đáng kể.</w:t>
+      </w:r>
+    </w:p>
+    <w:p>
+      <w:pPr>
+        <w:ind w:left="720"/>
+      </w:pPr>
+      <w:r>
+        <w:lastRenderedPageBreak/>
+        <w:drawing>
+          <wp:inline distT="0" distB="0" distL="0" distR="0" wp14:anchorId="06FA90CD" wp14:editId="5591C71D">
+            <wp:extent cx="5014395" cy="4778154"/>
+            <wp:effectExtent l="0" t="0" r="0" b="3810"/>
+            <wp:docPr id="217783547" name="Picture 1"/>
+            <wp:cNvGraphicFramePr>
+              <a:graphicFrameLocks xmlns:a="http://schemas.openxmlformats.org/drawingml/2006/main" noChangeAspect="1"/>
+            </wp:cNvGraphicFramePr>
+            <a:graphic xmlns:a="http://schemas.openxmlformats.org/drawingml/2006/main">
+              <a:graphicData uri="http://schemas.openxmlformats.org/drawingml/2006/picture">
+                <pic:pic xmlns:pic="http://schemas.openxmlformats.org/drawingml/2006/picture">
+                  <pic:nvPicPr>
+                    <pic:cNvPr id="217783547" name=""/>
+                    <pic:cNvPicPr/>
+                  </pic:nvPicPr>
+                  <pic:blipFill>
+                    <a:blip r:embed="rId7"/>
+                    <a:stretch>
+                      <a:fillRect/>
+                    </a:stretch>
+                  </pic:blipFill>
+                  <pic:spPr>
+                    <a:xfrm>
+                      <a:off x="0" y="0"/>
+                      <a:ext cx="5014395" cy="4778154"/>
+                    </a:xfrm>
+                    <a:prstGeom prst="rect">
+                      <a:avLst/>
+                    </a:prstGeom>
+                  </pic:spPr>
+                </pic:pic>
+              </a:graphicData>
+            </a:graphic>
+          </wp:inline>
+        </w:drawing>
+      </w:r>
+    </w:p>
+    <w:p>
+      <w:pPr>
+        <w:numPr>
+          <w:ilvl w:val="0"/>
+          <w:numId w:val="1"/>
+        </w:numPr>
+      </w:pPr>
+      <w:r>
+        <w:rPr>
+          <w:b/>
+          <w:bCs/>
+        </w:rPr>
+        <w:t>Hiệu suất kiểm tra</w:t>
+      </w:r>
+      <w:r>
+        <w:t>: Đạt được độ chính xác khoảng </w:t>
+      </w:r>
+      <w:r>
+        <w:rPr>
+          <w:b/>
+          <w:bCs/>
+        </w:rPr>
+        <w:t>77.07%</w:t>
+      </w:r>
+      <w:r>
+        <w:t> trên tập dữ liệu kiểm tra chưa nhìn thấy.</w:t>
+      </w:r>
+    </w:p>
+    <w:p>
+      <w:pPr>
+        <w:ind w:left="720"/>
+      </w:pPr>
+      <w:r>
+        <w:drawing>
+          <wp:inline distT="0" distB="0" distL="0" distR="0" wp14:anchorId="284CBC00" wp14:editId="22D519ED">
+            <wp:extent cx="3749365" cy="2667231"/>
+            <wp:effectExtent l="0" t="0" r="3810" b="0"/>
+            <wp:docPr id="1851733858" name="Picture 1"/>
+            <wp:cNvGraphicFramePr>
+              <a:graphicFrameLocks xmlns:a="http://schemas.openxmlformats.org/drawingml/2006/main" noChangeAspect="1"/>
+            </wp:cNvGraphicFramePr>
+            <a:graphic xmlns:a="http://schemas.openxmlformats.org/drawingml/2006/main">
+              <a:graphicData uri="http://schemas.openxmlformats.org/drawingml/2006/picture">
+                <pic:pic xmlns:pic="http://schemas.openxmlformats.org/drawingml/2006/picture">
+                  <pic:nvPicPr>
+                    <pic:cNvPr id="1851733858" name=""/>
+                    <pic:cNvPicPr/>
+                  </pic:nvPicPr>
+                  <pic:blipFill>
+                    <a:blip r:embed="rId8"/>
+                    <a:stretch>
+                      <a:fillRect/>
+                    </a:stretch>
+                  </pic:blipFill>
+                  <pic:spPr>
+                    <a:xfrm>
+                      <a:off x="0" y="0"/>
+                      <a:ext cx="3749365" cy="2667231"/>
+                    </a:xfrm>
+                    <a:prstGeom prst="rect">
+                      <a:avLst/>
+                    </a:prstGeom>
+                  </pic:spPr>
+                </pic:pic>
+              </a:graphicData>
+            </a:graphic>
+          </wp:inline>
+        </w:drawing>
+      </w:r>
+    </w:p>
+    <w:p>
+      <w:pPr>
+        <w:numPr>
+          <w:ilvl w:val="0"/>
+          <w:numId w:val="1"/>
+        </w:numPr>
+      </w:pPr>
+      <w:r>
+        <w:rPr>
+          <w:b/>
+          <w:bCs/>
+        </w:rPr>
+        <w:lastRenderedPageBreak/>
+        <w:t>Các chỉ số phân loại chi tiết</w:t>
+      </w:r>
+      <w:r>
+        <w:t>: Cung cấp precision, recall, f1-score cho mỗi lớp, làm nổi bật hiệu suất khác nhau giữa các danh mục (ví dụ: 'ô tô' và 'tàu' hoạt động tốt hơn, 'mèo' và 'chó' khó hơn).</w:t>
+      </w:r>
+    </w:p>
+    <w:p>
+      <w:pPr>
+        <w:ind w:left="720"/>
+      </w:pPr>
+      <w:r>
+        <w:drawing>
+          <wp:inline distT="0" distB="0" distL="0" distR="0" wp14:anchorId="53405978" wp14:editId="66B53BBD">
+            <wp:extent cx="5014395" cy="4709568"/>
+            <wp:effectExtent l="0" t="0" r="0" b="0"/>
+            <wp:docPr id="1051066662" name="Picture 1"/>
+            <wp:cNvGraphicFramePr>
+              <a:graphicFrameLocks xmlns:a="http://schemas.openxmlformats.org/drawingml/2006/main" noChangeAspect="1"/>
+            </wp:cNvGraphicFramePr>
+            <a:graphic xmlns:a="http://schemas.openxmlformats.org/drawingml/2006/main">
+              <a:graphicData uri="http://schemas.openxmlformats.org/drawingml/2006/picture">
+                <pic:pic xmlns:pic="http://schemas.openxmlformats.org/drawingml/2006/picture">
+                  <pic:nvPicPr>
+                    <pic:cNvPr id="1051066662" name=""/>
+                    <pic:cNvPicPr/>
+                  </pic:nvPicPr>
+                  <pic:blipFill>
+                    <a:blip r:embed="rId9"/>
+                    <a:stretch>
+                      <a:fillRect/>
+                    </a:stretch>
+                  </pic:blipFill>
+                  <pic:spPr>
+                    <a:xfrm>
+                      <a:off x="0" y="0"/>
+                      <a:ext cx="5014395" cy="4709568"/>
+                    </a:xfrm>
+                    <a:prstGeom prst="rect">
+                      <a:avLst/>
+                    </a:prstGeom>
+                  </pic:spPr>
+                </pic:pic>
+              </a:graphicData>
+            </a:graphic>
+          </wp:inline>
+        </w:drawing>
+      </w:r>
+    </w:p>
+    <w:p>
+      <w:pPr>
+        <w:numPr>
+          <w:ilvl w:val="0"/>
+          <w:numId w:val="1"/>
+        </w:numPr>
+      </w:pPr>
+      <w:r>
+        <w:rPr>
+          <w:b/>
+          <w:bCs/>
+        </w:rPr>
+        <w:t>Ma trận nhầm lẫn</w:t>
+      </w:r>
+      <w:r>
+        <w:t>: Biểu diễn trực quan các phân loại sai, cho thấy các lớp mà mô hình thường bị nhầm lẫn.</w:t>
+      </w:r>
+    </w:p>
+    <w:p>
+      <w:pPr>
+        <w:ind w:left="720"/>
+      </w:pPr>
+      <w:r>
+        <w:drawing>
+          <wp:inline distT="0" distB="0" distL="0" distR="0" wp14:anchorId="08292CC0" wp14:editId="2EA68569">
+            <wp:extent cx="5883150" cy="823031"/>
+            <wp:effectExtent l="0" t="0" r="3810" b="0"/>
+            <wp:docPr id="1622518415" name="Picture 1"/>
+            <wp:cNvGraphicFramePr>
+              <a:graphicFrameLocks xmlns:a="http://schemas.openxmlformats.org/drawingml/2006/main" noChangeAspect="1"/>
+            </wp:cNvGraphicFramePr>
+            <a:graphic xmlns:a="http://schemas.openxmlformats.org/drawingml/2006/main">
+              <a:graphicData uri="http://schemas.openxmlformats.org/drawingml/2006/picture">
+                <pic:pic xmlns:pic="http://schemas.openxmlformats.org/drawingml/2006/picture">
+                  <pic:nvPicPr>
+                    <pic:cNvPr id="1622518415" name=""/>
+                    <pic:cNvPicPr/>
+                  </pic:nvPicPr>
+                  <pic:blipFill>
+                    <a:blip r:embed="rId10"/>
+                    <a:stretch>
+                      <a:fillRect/>
+                    </a:stretch>
+                  </pic:blipFill>
+                  <pic:spPr>
+                    <a:xfrm>
+                      <a:off x="0" y="0"/>
+                      <a:ext cx="5883150" cy="823031"/>
+                    </a:xfrm>
+                    <a:prstGeom prst="rect">
+                      <a:avLst/>
+                    </a:prstGeom>
+                  </pic:spPr>
+                </pic:pic>
+              </a:graphicData>
+            </a:graphic>
+          </wp:inline>
+        </w:drawing>
+      </w:r>
+    </w:p>
+    <w:p>
+      <w:pPr>
+        <w:numPr>
+          <w:ilvl w:val="0"/>
+          <w:numId w:val="1"/>
+        </w:numPr>
+      </w:pPr>
+      <w:r>
+        <w:rPr>
+          <w:b/>
+          <w:bCs/>
+        </w:rPr>
+        <w:t>Dự đoán mẫu</w:t>
+      </w:r>
+      <w:r>
+        <w:t>: Minh họa các dự đoán của mô hình trên các hình ảnh kiểm tra ngẫu nhiên.</w:t>
+      </w:r>
+    </w:p>
+    <w:p>
+      <w:pPr>
+        <w:numPr>
+          <w:ilvl w:val="0"/>
+          <w:numId w:val="1"/>
+        </w:numPr>
+      </w:pPr>
+      <w:r>
+        <w:rPr>
+          <w:b/>
+          <w:bCs/>
+        </w:rPr>
+        <w:t>Lưu trữ mô hình</w:t>
+      </w:r>
+      <w:r>
+        <w:t>: Lưu và tải lại mô hình đã huấn luyện thành công, xác nhận khả năng duy trì hiệu suất.</w:t>
+      </w:r>
+    </w:p>
+    <w:p>
+      <w:pPr>
+        <w:ind w:left="720"/>
+      </w:pPr>
+      <w:r>
+        <w:lastRenderedPageBreak/>
+        <w:drawing>
+          <wp:inline distT="0" distB="0" distL="0" distR="0" wp14:anchorId="2C6D0FA7" wp14:editId="797E8432">
+            <wp:extent cx="5943600" cy="622935"/>
+            <wp:effectExtent l="0" t="0" r="0" b="5715"/>
+            <wp:docPr id="1004818671" name="Picture 1"/>
+            <wp:cNvGraphicFramePr>
+              <a:graphicFrameLocks xmlns:a="http://schemas.openxmlformats.org/drawingml/2006/main" noChangeAspect="1"/>
+            </wp:cNvGraphicFramePr>
+            <a:graphic xmlns:a="http://schemas.openxmlformats.org/drawingml/2006/main">
+              <a:graphicData uri="http://schemas.openxmlformats.org/drawingml/2006/picture">
+                <pic:pic xmlns:pic="http://schemas.openxmlformats.org/drawingml/2006/picture">
+                  <pic:nvPicPr>
+                    <pic:cNvPr id="1004818671" name=""/>
+                    <pic:cNvPicPr/>
+                  </pic:nvPicPr>
+                  <pic:blipFill>
+                    <a:blip r:embed="rId11"/>
+                    <a:stretch>
+                      <a:fillRect/>
+                    </a:stretch>
+                  </pic:blipFill>
+                  <pic:spPr>
+                    <a:xfrm>
+                      <a:off x="0" y="0"/>
+                      <a:ext cx="5943600" cy="622935"/>
+                    </a:xfrm>
+                    <a:prstGeom prst="rect">
+                      <a:avLst/>
+                    </a:prstGeom>
+                  </pic:spPr>
+                </pic:pic>
+              </a:graphicData>
+            </a:graphic>
+          </wp:inline>
+        </w:drawing>
+      </w:r>
+    </w:p>
+    <w:p/>
+    <w:p/>
+    <w:p/>
+    <w:p/>
+    <w:p/>
+    <w:p/>
+    <w:p/>
+    <w:p/>
+    <w:p/>
     <w:p/>
     <w:sectPr>
       <w:pgSz w:w="12240" w:h="15840"/>
@@ -16,6 +498,163 @@
     </w:sectPr>
   </w:body>
 </w:document>
+</file>
+
+<file path=word/numbering.xml><?xml version="1.0" encoding="utf-8"?>
+<w:numbering xmlns:wpc="http://schemas.microsoft.com/office/word/2010/wordprocessingCanvas" xmlns:cx="http://schemas.microsoft.com/office/drawing/2014/chartex" xmlns:cx1="http://schemas.microsoft.com/office/drawing/2015/9/8/chartex" xmlns:cx2="http://schemas.microsoft.com/office/drawing/2015/10/21/chartex" xmlns:cx3="http://schemas.microsoft.com/office/drawing/2016/5/9/chartex" xmlns:cx4="http://schemas.microsoft.com/office/drawing/2016/5/10/chartex" xmlns:cx5="http://schemas.microsoft.com/office/drawing/2016/5/11/chartex" xmlns:cx6="http://schemas.microsoft.com/office/drawing/2016/5/12/chartex" xmlns:cx7="http://schemas.microsoft.com/office/drawing/2016/5/13/chartex" xmlns:cx8="http://schemas.microsoft.com/office/drawing/2016/5/14/chartex" xmlns:mc="http://schemas.openxmlformats.org/markup-compatibility/2006" xmlns:aink="http://schemas.microsoft.com/office/drawing/2016/ink" xmlns:am3d="http://schemas.microsoft.com/office/drawing/2017/model3d" xmlns:o="urn:schemas-microsoft-com:office:office" xmlns:oel="http://schemas.microsoft.com/office/2019/extlst" xmlns:r="http://schemas.openxmlformats.org/officeDocument/2006/relationships" xmlns:m="http://schemas.openxmlformats.org/officeDocument/2006/math" xmlns:v="urn:schemas-microsoft-com:vml" xmlns:wp14="http://schemas.microsoft.com/office/word/2010/wordprocessingDrawing" xmlns:wp="http://schemas.openxmlformats.org/drawingml/2006/wordprocessingDrawing" xmlns:w10="urn:schemas-microsoft-com:office:word" xmlns:w="http://schemas.openxmlformats.org/wordprocessingml/2006/main" xmlns:w14="http://schemas.microsoft.com/office/word/2010/wordml" xmlns:w15="http://schemas.microsoft.com/office/word/2012/wordml" xmlns:w16cex="http://schemas.microsoft.com/office/word/2018/wordml/cex" xmlns:w16cid="http://schemas.microsoft.com/office/word/2016/wordml/cid" xmlns:w16="http://schemas.microsoft.com/office/word/2018/wordml" xmlns:w16du="http://schemas.microsoft.com/office/word/2023/wordml/word16du" xmlns:w16sdtdh="http://schemas.microsoft.com/office/word/2020/wordml/sdtdatahash" xmlns:w16sdtfl="http://schemas.microsoft.com/office/word/2024/wordml/sdtformatlock" xmlns:w16se="http://schemas.microsoft.com/office/word/2015/wordml/symex" xmlns:wpg="http://schemas.microsoft.com/office/word/2010/wordprocessingGroup" xmlns:wpi="http://schemas.microsoft.com/office/word/2010/wordprocessingInk" xmlns:wne="http://schemas.microsoft.com/office/word/2006/wordml" xmlns:wps="http://schemas.microsoft.com/office/word/2010/wordprocessingShape" mc:Ignorable="w14 w15 w16se w16cid w16 w16cex w16sdtdh w16sdtfl w16du wp14">
+  <w:abstractNum w:abstractNumId="0" w15:restartNumberingAfterBreak="0">
+    <w:nsid w:val="22334433"/>
+    <w:multiLevelType w:val="multilevel"/>
+    <w:tmpl w:val="3B024968"/>
+    <w:lvl w:ilvl="0">
+      <w:start w:val="1"/>
+      <w:numFmt w:val="bullet"/>
+      <w:lvlText w:val=""/>
+      <w:lvlJc w:val="left"/>
+      <w:pPr>
+        <w:tabs>
+          <w:tab w:val="num" w:pos="720"/>
+        </w:tabs>
+        <w:ind w:left="720" w:hanging="360"/>
+      </w:pPr>
+      <w:rPr>
+        <w:rFonts w:ascii="Symbol" w:hAnsi="Symbol" w:hint="default"/>
+        <w:sz w:val="20"/>
+      </w:rPr>
+    </w:lvl>
+    <w:lvl w:ilvl="1" w:tentative="1">
+      <w:start w:val="1"/>
+      <w:numFmt w:val="bullet"/>
+      <w:lvlText w:val="o"/>
+      <w:lvlJc w:val="left"/>
+      <w:pPr>
+        <w:tabs>
+          <w:tab w:val="num" w:pos="1440"/>
+        </w:tabs>
+        <w:ind w:left="1440" w:hanging="360"/>
+      </w:pPr>
+      <w:rPr>
+        <w:rFonts w:ascii="Courier New" w:hAnsi="Courier New" w:hint="default"/>
+        <w:sz w:val="20"/>
+      </w:rPr>
+    </w:lvl>
+    <w:lvl w:ilvl="2" w:tentative="1">
+      <w:start w:val="1"/>
+      <w:numFmt w:val="bullet"/>
+      <w:lvlText w:val=""/>
+      <w:lvlJc w:val="left"/>
+      <w:pPr>
+        <w:tabs>
+          <w:tab w:val="num" w:pos="2160"/>
+        </w:tabs>
+        <w:ind w:left="2160" w:hanging="360"/>
+      </w:pPr>
+      <w:rPr>
+        <w:rFonts w:ascii="Wingdings" w:hAnsi="Wingdings" w:hint="default"/>
+        <w:sz w:val="20"/>
+      </w:rPr>
+    </w:lvl>
+    <w:lvl w:ilvl="3" w:tentative="1">
+      <w:start w:val="1"/>
+      <w:numFmt w:val="bullet"/>
+      <w:lvlText w:val=""/>
+      <w:lvlJc w:val="left"/>
+      <w:pPr>
+        <w:tabs>
+          <w:tab w:val="num" w:pos="2880"/>
+        </w:tabs>
+        <w:ind w:left="2880" w:hanging="360"/>
+      </w:pPr>
+      <w:rPr>
+        <w:rFonts w:ascii="Wingdings" w:hAnsi="Wingdings" w:hint="default"/>
+        <w:sz w:val="20"/>
+      </w:rPr>
+    </w:lvl>
+    <w:lvl w:ilvl="4" w:tentative="1">
+      <w:start w:val="1"/>
+      <w:numFmt w:val="bullet"/>
+      <w:lvlText w:val=""/>
+      <w:lvlJc w:val="left"/>
+      <w:pPr>
+        <w:tabs>
+          <w:tab w:val="num" w:pos="3600"/>
+        </w:tabs>
+        <w:ind w:left="3600" w:hanging="360"/>
+      </w:pPr>
+      <w:rPr>
+        <w:rFonts w:ascii="Wingdings" w:hAnsi="Wingdings" w:hint="default"/>
+        <w:sz w:val="20"/>
+      </w:rPr>
+    </w:lvl>
+    <w:lvl w:ilvl="5" w:tentative="1">
+      <w:start w:val="1"/>
+      <w:numFmt w:val="bullet"/>
+      <w:lvlText w:val=""/>
+      <w:lvlJc w:val="left"/>
+      <w:pPr>
+        <w:tabs>
+          <w:tab w:val="num" w:pos="4320"/>
+        </w:tabs>
+        <w:ind w:left="4320" w:hanging="360"/>
+      </w:pPr>
+      <w:rPr>
+        <w:rFonts w:ascii="Wingdings" w:hAnsi="Wingdings" w:hint="default"/>
+        <w:sz w:val="20"/>
+      </w:rPr>
+    </w:lvl>
+    <w:lvl w:ilvl="6" w:tentative="1">
+      <w:start w:val="1"/>
+      <w:numFmt w:val="bullet"/>
+      <w:lvlText w:val=""/>
+      <w:lvlJc w:val="left"/>
+      <w:pPr>
+        <w:tabs>
+          <w:tab w:val="num" w:pos="5040"/>
+        </w:tabs>
+        <w:ind w:left="5040" w:hanging="360"/>
+      </w:pPr>
+      <w:rPr>
+        <w:rFonts w:ascii="Wingdings" w:hAnsi="Wingdings" w:hint="default"/>
+        <w:sz w:val="20"/>
+      </w:rPr>
+    </w:lvl>
+    <w:lvl w:ilvl="7" w:tentative="1">
+      <w:start w:val="1"/>
+      <w:numFmt w:val="bullet"/>
+      <w:lvlText w:val=""/>
+      <w:lvlJc w:val="left"/>
+      <w:pPr>
+        <w:tabs>
+          <w:tab w:val="num" w:pos="5760"/>
+        </w:tabs>
+        <w:ind w:left="5760" w:hanging="360"/>
+      </w:pPr>
+      <w:rPr>
+        <w:rFonts w:ascii="Wingdings" w:hAnsi="Wingdings" w:hint="default"/>
+        <w:sz w:val="20"/>
+      </w:rPr>
+    </w:lvl>
+    <w:lvl w:ilvl="8" w:tentative="1">
+      <w:start w:val="1"/>
+      <w:numFmt w:val="bullet"/>
+      <w:lvlText w:val=""/>
+      <w:lvlJc w:val="left"/>
+      <w:pPr>
+        <w:tabs>
+          <w:tab w:val="num" w:pos="6480"/>
+        </w:tabs>
+        <w:ind w:left="6480" w:hanging="360"/>
+      </w:pPr>
+      <w:rPr>
+        <w:rFonts w:ascii="Wingdings" w:hAnsi="Wingdings" w:hint="default"/>
+        <w:sz w:val="20"/>
+      </w:rPr>
+    </w:lvl>
+  </w:abstractNum>
+  <w:num w:numId="1" w16cid:durableId="1264072078">
+    <w:abstractNumId w:val="0"/>
+  </w:num>
+</w:numbering>
 </file>
 
 <file path=word/styles.xml><?xml version="1.0" encoding="utf-8"?>
@@ -621,7 +1260,6 @@
   <w:style w:type="character" w:default="1" w:styleId="DefaultParagraphFont">
     <w:name w:val="Default Paragraph Font"/>
     <w:uiPriority w:val="1"/>
-    <w:semiHidden/>
     <w:unhideWhenUsed/>
   </w:style>
   <w:style w:type="table" w:default="1" w:styleId="TableNormal">
